--- a/docs/reference/2026-jun-aug/02-practices-operations.md.docx
+++ b/docs/reference/2026-jun-aug/02-practices-operations.md.docx
@@ -7,7 +7,7 @@
         <w:pStyle w:val="Heading1"/>
         <w:rPr/>
       </w:pPr>
-      <w:bookmarkStart w:colFirst="0" w:colLast="0" w:name="_bbuvx1syi8xt" w:id="0"/>
+      <w:bookmarkStart w:colFirst="0" w:colLast="0" w:name="_bh878mldtls7" w:id="0"/>
       <w:bookmarkEnd w:id="0"/>
       <w:r>
         <w:rPr>
@@ -60,7 +60,7 @@
         <w:pStyle w:val="Heading2"/>
         <w:rPr/>
       </w:pPr>
-      <w:bookmarkStart w:colFirst="0" w:colLast="0" w:name="_56aajcqk9oij" w:id="1"/>
+      <w:bookmarkStart w:colFirst="0" w:colLast="0" w:name="_azn44bol9otm" w:id="1"/>
       <w:bookmarkEnd w:id="1"/>
       <w:r>
         <w:rPr>
@@ -786,7 +786,7 @@
         <w:pStyle w:val="Heading2"/>
         <w:rPr/>
       </w:pPr>
-      <w:bookmarkStart w:colFirst="0" w:colLast="0" w:name="_s0z1bzii7ixs" w:id="2"/>
+      <w:bookmarkStart w:colFirst="0" w:colLast="0" w:name="_mq0qtih27x7v" w:id="2"/>
       <w:bookmarkEnd w:id="2"/>
       <w:r>
         <w:rPr>
@@ -866,6 +866,7 @@
           <w:numId w:val="3"/>
         </w:numPr>
         <w:ind w:left="720" w:hanging="360"/>
+        <w:rPr/>
       </w:pPr>
       <w:r>
         <w:rPr>
@@ -895,6 +896,7 @@
           <w:numId w:val="3"/>
         </w:numPr>
         <w:ind w:left="720" w:hanging="360"/>
+        <w:rPr/>
       </w:pPr>
       <w:r>
         <w:rPr>
@@ -946,6 +948,7 @@
           <w:numId w:val="3"/>
         </w:numPr>
         <w:ind w:left="720" w:hanging="360"/>
+        <w:rPr/>
       </w:pPr>
       <w:r>
         <w:rPr>
@@ -1045,7 +1048,7 @@
         <w:pStyle w:val="Heading2"/>
         <w:rPr/>
       </w:pPr>
-      <w:bookmarkStart w:colFirst="0" w:colLast="0" w:name="_eli2j6n8wr9c" w:id="3"/>
+      <w:bookmarkStart w:colFirst="0" w:colLast="0" w:name="_m3t54lmgqob2" w:id="3"/>
       <w:bookmarkEnd w:id="3"/>
       <w:r>
         <w:rPr>
@@ -1416,7 +1419,7 @@
         <w:pStyle w:val="Heading2"/>
         <w:rPr/>
       </w:pPr>
-      <w:bookmarkStart w:colFirst="0" w:colLast="0" w:name="_2b83n9s1st8w" w:id="4"/>
+      <w:bookmarkStart w:colFirst="0" w:colLast="0" w:name="_pi7hadrc7y44" w:id="4"/>
       <w:bookmarkEnd w:id="4"/>
       <w:r>
         <w:rPr>
@@ -1549,7 +1552,7 @@
         <w:pStyle w:val="Heading3"/>
         <w:rPr/>
       </w:pPr>
-      <w:bookmarkStart w:colFirst="0" w:colLast="0" w:name="_371q8vn8p5kg" w:id="5"/>
+      <w:bookmarkStart w:colFirst="0" w:colLast="0" w:name="_ltraulduj2aj" w:id="5"/>
       <w:bookmarkEnd w:id="5"/>
       <w:r>
         <w:rPr>
@@ -1565,6 +1568,7 @@
           <w:numId w:val="2"/>
         </w:numPr>
         <w:ind w:left="720" w:hanging="360"/>
+        <w:rPr/>
       </w:pPr>
       <w:r>
         <w:rPr>
@@ -1572,6 +1576,11 @@
           <w:rtl w:val="0"/>
         </w:rPr>
         <w:t xml:space="preserve">Edit → Discard</w:t>
+      </w:r>
+      <w:r>
+        <w:rPr>
+          <w:rtl w:val="0"/>
+        </w:rPr>
       </w:r>
     </w:p>
     <w:p>
@@ -1581,6 +1590,7 @@
           <w:numId w:val="2"/>
         </w:numPr>
         <w:ind w:left="720" w:hanging="360"/>
+        <w:rPr/>
       </w:pPr>
       <w:r>
         <w:rPr>
@@ -1588,6 +1598,11 @@
           <w:rtl w:val="0"/>
         </w:rPr>
         <w:t xml:space="preserve">Terminal write → Discard</w:t>
+      </w:r>
+      <w:r>
+        <w:rPr>
+          <w:rtl w:val="0"/>
+        </w:rPr>
       </w:r>
     </w:p>
     <w:p>
@@ -1597,6 +1612,7 @@
           <w:numId w:val="2"/>
         </w:numPr>
         <w:ind w:left="720" w:hanging="360"/>
+        <w:rPr/>
       </w:pPr>
       <w:r>
         <w:rPr>
@@ -1604,6 +1620,11 @@
           <w:rtl w:val="0"/>
         </w:rPr>
         <w:t xml:space="preserve">MCP filesystem write → Discard</w:t>
+      </w:r>
+      <w:r>
+        <w:rPr>
+          <w:rtl w:val="0"/>
+        </w:rPr>
       </w:r>
     </w:p>
     <w:p>
@@ -1613,6 +1634,7 @@
           <w:numId w:val="2"/>
         </w:numPr>
         <w:ind w:left="720" w:hanging="360"/>
+        <w:rPr/>
       </w:pPr>
       <w:r>
         <w:rPr>
@@ -1628,6 +1650,7 @@
           <w:numId w:val="2"/>
         </w:numPr>
         <w:ind w:left="720" w:hanging="360"/>
+        <w:rPr/>
       </w:pPr>
       <w:r>
         <w:rPr>
@@ -1643,6 +1666,7 @@
           <w:numId w:val="2"/>
         </w:numPr>
         <w:ind w:left="720" w:hanging="360"/>
+        <w:rPr/>
       </w:pPr>
       <w:r>
         <w:rPr>
@@ -1669,7 +1693,7 @@
         <w:pStyle w:val="Heading2"/>
         <w:rPr/>
       </w:pPr>
-      <w:bookmarkStart w:colFirst="0" w:colLast="0" w:name="_kxx9xrsyqufk" w:id="6"/>
+      <w:bookmarkStart w:colFirst="0" w:colLast="0" w:name="_apj0sdv6p6p8" w:id="6"/>
       <w:bookmarkEnd w:id="6"/>
       <w:r>
         <w:rPr>
@@ -1685,6 +1709,7 @@
           <w:numId w:val="1"/>
         </w:numPr>
         <w:ind w:left="720" w:hanging="360"/>
+        <w:rPr/>
       </w:pPr>
       <w:r>
         <w:rPr>
@@ -1722,6 +1747,7 @@
           <w:numId w:val="1"/>
         </w:numPr>
         <w:ind w:left="720" w:hanging="360"/>
+        <w:rPr/>
       </w:pPr>
       <w:r>
         <w:rPr>
@@ -1745,6 +1771,7 @@
           <w:numId w:val="1"/>
         </w:numPr>
         <w:ind w:left="720" w:hanging="360"/>
+        <w:rPr/>
       </w:pPr>
       <w:r>
         <w:rPr>
@@ -1768,6 +1795,7 @@
           <w:numId w:val="1"/>
         </w:numPr>
         <w:ind w:left="720" w:hanging="360"/>
+        <w:rPr/>
       </w:pPr>
       <w:r>
         <w:rPr>
@@ -1791,6 +1819,7 @@
           <w:numId w:val="1"/>
         </w:numPr>
         <w:ind w:left="720" w:hanging="360"/>
+        <w:rPr/>
       </w:pPr>
       <w:r>
         <w:rPr>
@@ -1814,6 +1843,7 @@
           <w:numId w:val="1"/>
         </w:numPr>
         <w:ind w:left="720" w:hanging="360"/>
+        <w:rPr/>
       </w:pPr>
       <w:r>
         <w:rPr>
@@ -1850,6 +1880,7 @@
           <w:numId w:val="1"/>
         </w:numPr>
         <w:ind w:left="720" w:hanging="360"/>
+        <w:rPr/>
       </w:pPr>
       <w:r>
         <w:rPr>
@@ -1872,6 +1903,7 @@
           <w:numId w:val="1"/>
         </w:numPr>
         <w:ind w:left="720" w:hanging="360"/>
+        <w:rPr/>
       </w:pPr>
       <w:r>
         <w:rPr>
